--- a/resume_fulltime_dev_de.docx
+++ b/resume_fulltime_dev_de.docx
@@ -32,7 +32,7 @@
           <w:sz w:val="19"/>
           <w:szCs w:val="19"/>
         </w:rPr>
-        <w:t xml:space="preserve">Aachen, Deutschland  •  +49 152 07480366  •  </w:t>
+        <w:t xml:space="preserve">Aachen, Deutschland (bundesweit umzugsbereit)  •  +49 152 07480366  •  </w:t>
       </w:r>
       <w:hyperlink r:id="rId7" w:history="1">
         <w:r>
@@ -80,7 +80,7 @@
             <w:szCs w:val="19"/>
             <w:u w:val="single"/>
           </w:rPr>
-          <w:t>Website</w:t>
+          <w:t>vishalmaheshkumar.com</w:t>
         </w:r>
       </w:hyperlink>
     </w:p>
@@ -108,7 +108,46 @@
         <w:jc w:val="both"/>
       </w:pPr>
       <w:r>
-        <w:t xml:space="preserve">ServiceNow Developer und Full-Stack-Engineer mit ca. 3 Jahren Produktionserfahrung bei Flexera (US-amerikanisches Enterprise-Software-Unternehmen). Spezialisiert auf ITAM, CMDB-Integrationen, REST-/GraphQL-APIs und AWS-basierte ETL-Plattformen für globale Unternehmenskunden. Eigenständig Entwickler von AI-nativen Produkten (Wolflayer) – Ende-zu-Ende auf Next.js, Supabase und Google Gemini umgesetzt. Derzeit Masterstudium Management &amp; Engineering an der RWTH Aachen; verfügbar für Festanstellungen im Engineering ab September 2026 – bei Bedarf Wechsel auf Teilzeitstudium möglich. </w:t>
+        <w:rPr>
+          <w:b w:val="0"/>
+        </w:rPr>
+        <w:t xml:space="preserve">ServiceNow-Entwickler und Full-Stack-Engineer. </w:t>
+      </w:r>
+      <w:r>
+        <w:rPr>
+          <w:b/>
+        </w:rPr>
+        <w:t>Drei Jahre bei Flexera</w:t>
+      </w:r>
+      <w:r>
+        <w:rPr>
+          <w:b w:val="0"/>
+        </w:rPr>
+        <w:t xml:space="preserve">: ITAM- und CMDB-Integrationen, REST- und GraphQL-APIs sowie AWS-Datenpipelines für große Unternehmenskunden. Daneben Wolflayer, ein eigenes AI-Produkt auf Next.js, Supabase und Google Gemini, allein aufgebaut und betrieben. Aktuell Masterstudium Management &amp; Engineering an der RWTH Aachen. </w:t>
+      </w:r>
+      <w:r>
+        <w:rPr>
+          <w:b/>
+        </w:rPr>
+        <w:t>Ab September 2026 in Vollzeit verfügbar</w:t>
+      </w:r>
+      <w:r>
+        <w:rPr>
+          <w:b w:val="0"/>
+        </w:rPr>
+        <w:t xml:space="preserve">, ein Wechsel auf ein Teilzeitstudium ist möglich. </w:t>
+      </w:r>
+      <w:r>
+        <w:rPr>
+          <w:b/>
+        </w:rPr>
+        <w:t>Bundesweit umzugsbereit</w:t>
+      </w:r>
+      <w:r>
+        <w:rPr>
+          <w:b w:val="0"/>
+        </w:rPr>
+        <w:t>.</w:t>
       </w:r>
     </w:p>
     <w:p>
@@ -223,6 +262,26 @@
       </w:r>
       <w:r>
         <w:t>Git, JIRA, Confluence, Agile/Scrum, Playwright, LiteLLM</w:t>
+      </w:r>
+    </w:p>
+    <w:p>
+      <w:pPr>
+        <w:spacing w:after="40" w:line="260" w:lineRule="auto"/>
+        <w:jc w:val="both"/>
+      </w:pPr>
+      <w:r>
+        <w:rPr>
+          <w:b/>
+          <w:bCs/>
+        </w:rPr>
+        <w:t>Sprachen:</w:t>
+      </w:r>
+      <w:r>
+        <w:rPr>
+          <w:b w:val="0"/>
+          <w:bCs/>
+        </w:rPr>
+        <w:t xml:space="preserve"> Englisch (verhandlungssicher, Arbeitssprache); Deutsch (A1, im Aufbau); Hindi und Kannada (fließend)</w:t>
       </w:r>
     </w:p>
     <w:p>
@@ -283,7 +342,40 @@
         <w:jc w:val="both"/>
       </w:pPr>
       <w:r>
-        <w:t>Leitete die Migration der ETL-Funktionalität von ServiceNow zu AWS, gestaltete die Plattformarchitektur neu und verbesserte die Endkunden-Performance um ca. 60 %.</w:t>
+        <w:rPr>
+          <w:b/>
+        </w:rPr>
+        <w:t>Kernentwickler</w:t>
+      </w:r>
+      <w:r>
+        <w:rPr>
+          <w:b w:val="0"/>
+        </w:rPr>
+        <w:t xml:space="preserve"> bei der Migration der ETL-Funktionalität von </w:t>
+      </w:r>
+      <w:r>
+        <w:rPr>
+          <w:b/>
+        </w:rPr>
+        <w:t>ServiceNow zu AWS</w:t>
+      </w:r>
+      <w:r>
+        <w:rPr>
+          <w:b w:val="0"/>
+        </w:rPr>
+        <w:t xml:space="preserve"> im Rahmen einer Neugestaltung der Plattformarchitektur; Reduktion der kundenseitigen Verarbeitungslast und Verbesserung der Endkunden-Performance um ca. </w:t>
+      </w:r>
+      <w:r>
+        <w:rPr>
+          <w:b/>
+        </w:rPr>
+        <w:t>60 %</w:t>
+      </w:r>
+      <w:r>
+        <w:rPr>
+          <w:b w:val="0"/>
+        </w:rPr>
+        <w:t>.</w:t>
       </w:r>
     </w:p>
     <w:p>
@@ -297,7 +389,28 @@
         <w:jc w:val="both"/>
       </w:pPr>
       <w:r>
-        <w:t>Konzeption und Weiterentwicklung von Robust-Transform-Engine-(RTE-)Pipelines für die skalierte Erfassung von Hardware- und Software-Inventaren im Unternehmenskontext.</w:t>
+        <w:rPr>
+          <w:b/>
+        </w:rPr>
+        <w:t>Konzeption und Weiterentwicklung</w:t>
+      </w:r>
+      <w:r>
+        <w:rPr>
+          <w:b w:val="0"/>
+        </w:rPr>
+        <w:t xml:space="preserve"> von </w:t>
+      </w:r>
+      <w:r>
+        <w:rPr>
+          <w:b/>
+        </w:rPr>
+        <w:t>Robust-Transform-Engine</w:t>
+      </w:r>
+      <w:r>
+        <w:rPr>
+          <w:b w:val="0"/>
+        </w:rPr>
+        <w:t>-(RTE-)Pipelines für die Erfassung von Hardware- und Software-Inventaren.</w:t>
       </w:r>
     </w:p>
     <w:p>
@@ -311,7 +424,28 @@
         <w:jc w:val="both"/>
       </w:pPr>
       <w:r>
-        <w:t>Entwicklung MCP-kompatibler Backend-Services auf Basis des OpenAI Model Context Protocol für AI-gestützte Enterprise-Workflows.</w:t>
+        <w:rPr>
+          <w:b/>
+        </w:rPr>
+        <w:t>Entwicklung</w:t>
+      </w:r>
+      <w:r>
+        <w:rPr>
+          <w:b w:val="0"/>
+        </w:rPr>
+        <w:t xml:space="preserve"> MCP-kompatibler Backend-Services auf Basis des </w:t>
+      </w:r>
+      <w:r>
+        <w:rPr>
+          <w:b/>
+        </w:rPr>
+        <w:t>OpenAI Model Context Protocol</w:t>
+      </w:r>
+      <w:r>
+        <w:rPr>
+          <w:b w:val="0"/>
+        </w:rPr>
+        <w:t xml:space="preserve"> für AI-gestützte Enterprise-Workflows.</w:t>
       </w:r>
     </w:p>
     <w:p>
@@ -325,7 +459,40 @@
         <w:jc w:val="both"/>
       </w:pPr>
       <w:r>
-        <w:t>Konzeption von SMART-REST-APIs mit Pagination und strukturierten Response-Headern für große Enterprise-Datensätze; Einführung von GraphQL-Endpunkten zur Reduktion von Over-Fetching auf Client-Seite.</w:t>
+        <w:rPr>
+          <w:b/>
+        </w:rPr>
+        <w:t>Konzeption</w:t>
+      </w:r>
+      <w:r>
+        <w:rPr>
+          <w:b w:val="0"/>
+        </w:rPr>
+        <w:t xml:space="preserve"> von </w:t>
+      </w:r>
+      <w:r>
+        <w:rPr>
+          <w:b/>
+        </w:rPr>
+        <w:t>SMART-REST-APIs</w:t>
+      </w:r>
+      <w:r>
+        <w:rPr>
+          <w:b w:val="0"/>
+        </w:rPr>
+        <w:t xml:space="preserve"> mit Pagination und strukturierten Response-Headern für große Enterprise-Datensätze; Einführung von </w:t>
+      </w:r>
+      <w:r>
+        <w:rPr>
+          <w:b/>
+        </w:rPr>
+        <w:t>GraphQL</w:t>
+      </w:r>
+      <w:r>
+        <w:rPr>
+          <w:b w:val="0"/>
+        </w:rPr>
+        <w:t>-Endpunkten zur Reduktion von Over-Fetching auf Client-Seite.</w:t>
       </w:r>
     </w:p>
     <w:p>
@@ -339,7 +506,28 @@
         <w:jc w:val="both"/>
       </w:pPr>
       <w:r>
-        <w:t>Implementierung regelbasierter Klassifizierungslogik für Hardware Category, OS Category und Subcategories zur strukturierten CMDB-Zuordnung.</w:t>
+        <w:rPr>
+          <w:b/>
+        </w:rPr>
+        <w:t>Implementierung</w:t>
+      </w:r>
+      <w:r>
+        <w:rPr>
+          <w:b w:val="0"/>
+        </w:rPr>
+        <w:t xml:space="preserve"> regelbasierter Klassifizierungslogik für Hardware Category, OS Category und Subcategories zur strukturierten </w:t>
+      </w:r>
+      <w:r>
+        <w:rPr>
+          <w:b/>
+        </w:rPr>
+        <w:t>CMDB</w:t>
+      </w:r>
+      <w:r>
+        <w:rPr>
+          <w:b w:val="0"/>
+        </w:rPr>
+        <w:t>-Zuordnung.</w:t>
       </w:r>
     </w:p>
     <w:p>
@@ -353,7 +541,28 @@
         <w:jc w:val="both"/>
       </w:pPr>
       <w:r>
-        <w:t>Verarbeitung von Echtzeit-Events von Netzwerkadaptern und Mapping der Netzwerk-Interface-Daten in CMDB-Tabellen.</w:t>
+        <w:rPr>
+          <w:b/>
+        </w:rPr>
+        <w:t>Verarbeitung</w:t>
+      </w:r>
+      <w:r>
+        <w:rPr>
+          <w:b w:val="0"/>
+        </w:rPr>
+        <w:t xml:space="preserve"> von Echtzeit-Events von Netzwerkadaptern und Mapping der Netzwerk-Interface-Daten in </w:t>
+      </w:r>
+      <w:r>
+        <w:rPr>
+          <w:b/>
+        </w:rPr>
+        <w:t>CMDB</w:t>
+      </w:r>
+      <w:r>
+        <w:rPr>
+          <w:b w:val="0"/>
+        </w:rPr>
+        <w:t>-Tabellen.</w:t>
       </w:r>
     </w:p>
     <w:p>
@@ -396,7 +605,38 @@
         <w:jc w:val="both"/>
       </w:pPr>
       <w:r>
-        <w:t>Entwicklung von API-Integrations- und Software-Inventory-Ingestion-Features für Flexera SaaS Manager (MongoDB, PostgreSQL, AWS).</w:t>
+        <w:rPr/>
+        <w:t>Mitarbeit</w:t>
+      </w:r>
+      <w:r>
+        <w:rPr>
+          <w:b w:val="0"/>
+        </w:rPr>
+        <w:t xml:space="preserve"> an Entwicklung und Wartung der SaaS-Anwendung </w:t>
+      </w:r>
+      <w:r>
+        <w:rPr>
+          <w:b/>
+        </w:rPr>
+        <w:t>Flexera SaaS Manager</w:t>
+      </w:r>
+      <w:r>
+        <w:rPr>
+          <w:b w:val="0"/>
+        </w:rPr>
+        <w:t xml:space="preserve"> (</w:t>
+      </w:r>
+      <w:r>
+        <w:rPr>
+          <w:b/>
+        </w:rPr>
+        <w:t>MongoDB, PostgreSQL, AWS S3, CloudWatch</w:t>
+      </w:r>
+      <w:r>
+        <w:rPr>
+          <w:b w:val="0"/>
+        </w:rPr>
+        <w:t>); Recherche und Integration von APIs.</w:t>
       </w:r>
     </w:p>
     <w:p>
@@ -410,7 +650,28 @@
         <w:jc w:val="both"/>
       </w:pPr>
       <w:r>
-        <w:t>Konzeption wiederverwendbarer Script Includes für Validierung, CMDB-Mapping und API-Response-Formatierung.</w:t>
+        <w:rPr>
+          <w:b/>
+        </w:rPr>
+        <w:t>Entwicklung</w:t>
+      </w:r>
+      <w:r>
+        <w:rPr>
+          <w:b w:val="0"/>
+        </w:rPr>
+        <w:t xml:space="preserve"> wiederverwendbarer </w:t>
+      </w:r>
+      <w:r>
+        <w:rPr>
+          <w:b/>
+        </w:rPr>
+        <w:t>Script Includes</w:t>
+      </w:r>
+      <w:r>
+        <w:rPr>
+          <w:b w:val="0"/>
+        </w:rPr>
+        <w:t xml:space="preserve"> für Validierung, CMDB-Mapping und API-Response-Formatierung.</w:t>
       </w:r>
     </w:p>
     <w:p>
@@ -424,7 +685,28 @@
         <w:jc w:val="both"/>
       </w:pPr>
       <w:r>
-        <w:t>Erstellung synchroner und asynchroner Business Rules zur Sicherstellung der Datenkonsistenz bei Insert/Update.</w:t>
+        <w:rPr>
+          <w:b/>
+        </w:rPr>
+        <w:t>Erstellung</w:t>
+      </w:r>
+      <w:r>
+        <w:rPr>
+          <w:b w:val="0"/>
+        </w:rPr>
+        <w:t xml:space="preserve"> synchroner und asynchroner </w:t>
+      </w:r>
+      <w:r>
+        <w:rPr>
+          <w:b/>
+        </w:rPr>
+        <w:t>Business Rules</w:t>
+      </w:r>
+      <w:r>
+        <w:rPr>
+          <w:b w:val="0"/>
+        </w:rPr>
+        <w:t xml:space="preserve"> zur Sicherstellung der Datenkonsistenz bei Insert/Update.</w:t>
       </w:r>
     </w:p>
     <w:p>
@@ -438,7 +720,28 @@
         <w:jc w:val="both"/>
       </w:pPr>
       <w:r>
-        <w:t>Auszeichnung mit dem Professionalism Badge für funktionsübergreifendes Debugging und Beiträge zur technischen Recherche.</w:t>
+        <w:rPr>
+          <w:b/>
+        </w:rPr>
+        <w:t>Auszeichnung</w:t>
+      </w:r>
+      <w:r>
+        <w:rPr>
+          <w:b w:val="0"/>
+        </w:rPr>
+        <w:t xml:space="preserve"> mit dem </w:t>
+      </w:r>
+      <w:r>
+        <w:rPr>
+          <w:b/>
+        </w:rPr>
+        <w:t>Professionalism Badge</w:t>
+      </w:r>
+      <w:r>
+        <w:rPr>
+          <w:b w:val="0"/>
+        </w:rPr>
+        <w:t xml:space="preserve"> für funktionsübergreifendes Debugging und Beiträge zur technischen Recherche.</w:t>
       </w:r>
     </w:p>
     <w:p>
@@ -480,7 +783,28 @@
         <w:spacing w:after="40" w:line="260" w:lineRule="auto"/>
       </w:pPr>
       <w:r>
-        <w:t>Entwicklung von Bildverarbeitungssoftware für Ölbohrinsel-Operationen mit Python, C++ und OpenCV.</w:t>
+        <w:rPr>
+          <w:b/>
+        </w:rPr>
+        <w:t>Entwicklung</w:t>
+      </w:r>
+      <w:r>
+        <w:rPr>
+          <w:b w:val="0"/>
+        </w:rPr>
+        <w:t xml:space="preserve"> von Bildverarbeitungssoftware für den Betrieb von Ölbohrinseln mit </w:t>
+      </w:r>
+      <w:r>
+        <w:rPr>
+          <w:b/>
+        </w:rPr>
+        <w:t>Python, C++ und OpenCV</w:t>
+      </w:r>
+      <w:r>
+        <w:rPr>
+          <w:b w:val="0"/>
+        </w:rPr>
+        <w:t>.</w:t>
       </w:r>
     </w:p>
     <w:p>
@@ -746,7 +1070,28 @@
         <w:jc w:val="both"/>
       </w:pPr>
       <w:r>
-        <w:t>Eigenständige Entwicklung und Deployment einer produktiven Full-Stack-Plattform auf Next.js, React, TypeScript, Supabase mit rollenbasierter Zugriffskontrolle und OAuth (GitHub, Google).</w:t>
+        <w:rPr>
+          <w:b/>
+        </w:rPr>
+        <w:t>Eigenständige Entwicklung</w:t>
+      </w:r>
+      <w:r>
+        <w:rPr>
+          <w:b w:val="0"/>
+        </w:rPr>
+        <w:t xml:space="preserve"> und Deployment einer produktiven Full-Stack-Plattform auf </w:t>
+      </w:r>
+      <w:r>
+        <w:rPr>
+          <w:b/>
+        </w:rPr>
+        <w:t>Next.js, React, TypeScript, Supabase</w:t>
+      </w:r>
+      <w:r>
+        <w:rPr>
+          <w:b w:val="0"/>
+        </w:rPr>
+        <w:t xml:space="preserve"> mit rollenbasierter Zugriffskontrolle und OAuth (GitHub, Google).</w:t>
       </w:r>
     </w:p>
     <w:p>
@@ -760,7 +1105,34 @@
         <w:jc w:val="both"/>
       </w:pPr>
       <w:r>
-        <w:t>Umsetzung eines AI-Workspaces auf Basis von Google Gemini sowie einer visuellen Workflow-Ausführungs-Engine inkl. AES-256-GCM-Verschlüsselung gespeicherter Zugangsdaten.</w:t>
+        <w:rPr>
+          <w:b w:val="0"/>
+        </w:rPr>
+        <w:t xml:space="preserve">Umsetzung eines AI-Workspaces auf Basis von </w:t>
+      </w:r>
+      <w:r>
+        <w:rPr>
+          <w:b/>
+        </w:rPr>
+        <w:t>Google Gemini</w:t>
+      </w:r>
+      <w:r>
+        <w:rPr>
+          <w:b w:val="0"/>
+        </w:rPr>
+        <w:t xml:space="preserve"> sowie einer visuellen Workflow-Ausführungs-Engine inkl. </w:t>
+      </w:r>
+      <w:r>
+        <w:rPr>
+          <w:b/>
+        </w:rPr>
+        <w:t>AES-256-GCM</w:t>
+      </w:r>
+      <w:r>
+        <w:rPr>
+          <w:b w:val="0"/>
+        </w:rPr>
+        <w:t>-Verschlüsselung gespeicherter Zugangsdaten.</w:t>
       </w:r>
     </w:p>
     <w:p>
@@ -774,22 +1146,16 @@
         <w:jc w:val="both"/>
       </w:pPr>
       <w:r>
-        <w:t>Konzeption der collabo_tree-zu-collabo_space-Brücke, die Multiplayer-Reasoning mit ausführbaren Workflows verbindet.</w:t>
-      </w:r>
-    </w:p>
-    <w:p>
-      <w:pPr>
-        <w:spacing w:before="80" w:after="40" w:line="260" w:lineRule="auto"/>
-      </w:pPr>
-      <w:r>
-        <w:rPr>
-          <w:b/>
-          <w:bCs/>
-          <w:color w:val="1F3864"/>
-          <w:sz w:val="21"/>
-          <w:szCs w:val="21"/>
-        </w:rPr>
-        <w:t>Ashwa Racing | Formula Student Hybrid-Fahrzeug</w:t>
+        <w:rPr>
+          <w:b/>
+        </w:rPr>
+        <w:t>Konzeption</w:t>
+      </w:r>
+      <w:r>
+        <w:rPr>
+          <w:b w:val="0"/>
+        </w:rPr>
+        <w:t xml:space="preserve"> der collabo_tree-zu-collabo_space-Brücke, die Multiplayer-Reasoning mit ausführbaren Workflows verbindet.</w:t>
       </w:r>
     </w:p>
     <w:p>
@@ -803,7 +1169,31 @@
         <w:jc w:val="both"/>
       </w:pPr>
       <w:r>
-        <w:t>Konzeption von Vehicle Control Unit (VCU) und Data Acquisition System (DAQ); Implementierung des Wireless-MCU TI CC1390 für Echtzeit-Telemetrie.</w:t>
+        <w:rPr>
+          <w:b/>
+        </w:rPr>
+        <w:t>User-Testing-Runden</w:t>
+      </w:r>
+      <w:r>
+        <w:rPr>
+          <w:b w:val="0"/>
+        </w:rPr>
+        <w:t xml:space="preserve"> mit ersten Nutzern; derzeit Teil des Collective Incubator, Aachen.</w:t>
+      </w:r>
+    </w:p>
+    <w:p>
+      <w:pPr>
+        <w:spacing w:before="80" w:after="40" w:line="260" w:lineRule="auto"/>
+      </w:pPr>
+      <w:r>
+        <w:rPr>
+          <w:b/>
+          <w:bCs/>
+          <w:color w:val="1F3864"/>
+          <w:sz w:val="21"/>
+          <w:szCs w:val="21"/>
+        </w:rPr>
+        <w:t>Ashwa Racing | Formula Student Hybrid-Fahrzeug (2018 – 2022) | Leitung Elektrik- &amp; Test-Subsystem</w:t>
       </w:r>
     </w:p>
     <w:p>
@@ -817,7 +1207,63 @@
         <w:jc w:val="both"/>
       </w:pPr>
       <w:r>
-        <w:t>Leitung des Elektrik- und Test-Subsystems; 1. Platz | Formula Hybrid 2021 (USA, IEEE/Formula Student).</w:t>
+        <w:rPr>
+          <w:b/>
+        </w:rPr>
+        <w:t>Konzeption</w:t>
+      </w:r>
+      <w:r>
+        <w:rPr>
+          <w:b w:val="0"/>
+        </w:rPr>
+        <w:t xml:space="preserve"> von </w:t>
+      </w:r>
+      <w:r>
+        <w:rPr>
+          <w:b/>
+        </w:rPr>
+        <w:t>Vehicle Control Unit (VCU)</w:t>
+      </w:r>
+      <w:r>
+        <w:rPr>
+          <w:b w:val="0"/>
+        </w:rPr>
+        <w:t xml:space="preserve"> und Data Acquisition System (DAQ); Programmierung des Wireless-MCU TI CC1390 in C sowie Konzeption und Implementierung des eigenen Datenübertragungs-Protokoll-Stacks für Echtzeit-Telemetrie.</w:t>
+      </w:r>
+    </w:p>
+    <w:p>
+      <w:pPr>
+        <w:pStyle w:val="ListParagraph"/>
+        <w:numPr>
+          <w:ilvl w:val="0"/>
+          <w:numId w:val="2"/>
+        </w:numPr>
+        <w:spacing w:after="40" w:line="260" w:lineRule="auto"/>
+        <w:jc w:val="both"/>
+      </w:pPr>
+      <w:r>
+        <w:rPr>
+          <w:b/>
+        </w:rPr>
+        <w:t>Leitung</w:t>
+      </w:r>
+      <w:r>
+        <w:rPr>
+          <w:b w:val="0"/>
+        </w:rPr>
+        <w:t xml:space="preserve"> des Elektrik- und Test-Subsystems; </w:t>
+      </w:r>
+      <w:r>
+        <w:rPr>
+          <w:b/>
+        </w:rPr>
+        <w:t>1. Platz</w:t>
+      </w:r>
+      <w:r>
+        <w:rPr>
+          <w:b w:val="0"/>
+        </w:rPr>
+        <w:t xml:space="preserve"> | Formula Hybrid 2021 (USA, IEEE/Formula Student).</w:t>
       </w:r>
     </w:p>
     <w:p>
@@ -832,7 +1278,7 @@
           <w:sz w:val="21"/>
           <w:szCs w:val="21"/>
         </w:rPr>
-        <w:t>TÜV SÜD: Capability-to-Account Mapping Assistant (RWTH Service Innovation Lab)</w:t>
+        <w:t>Consultant – Applied AI (Künstliche Intelligenz) für Key Account Management  ||  TÜV SÜD (über RWTH Service Innovation Lab)</w:t>
       </w:r>
     </w:p>
     <w:p>
@@ -851,8 +1297,44 @@
       <w:r>
         <w:rPr>
           <w:rFonts w:eastAsia="Times New Roman"/>
-        </w:rPr>
-        <w:t xml:space="preserve">Leitung eines 5-köpfigen Teams zur Beratung der KAM-Organisation von TÜV SÜD (ca. 150 KAMs, ca. 20 % des Kundenbestands); Scoping von 5 AI-Use-Cases entlang des Account-Lifecycles und Empfehlung eines RAG-basierten Capability-to-Account Mapping Assistant auf Dynamics 365 + SharePoint + Azure OpenAI – mit erwarteter Verkürzung des Account-Planning-Zyklus von 2–5 Tagen auf &lt;1 Tag. </w:t>
+          <w:b/>
+        </w:rPr>
+        <w:t>Leitung eines 5-köpfigen Teams</w:t>
+      </w:r>
+      <w:r>
+        <w:rPr>
+          <w:rFonts w:eastAsia="Times New Roman"/>
+          <w:b w:val="0"/>
+        </w:rPr>
+        <w:t xml:space="preserve"> zur Beratung der Key-Account-Management-Organisation von TÜV SÜD (</w:t>
+      </w:r>
+      <w:r>
+        <w:rPr>
+          <w:rFonts w:eastAsia="Times New Roman"/>
+          <w:b/>
+        </w:rPr>
+        <w:t>ca. 150 KAMs</w:t>
+      </w:r>
+      <w:r>
+        <w:rPr>
+          <w:rFonts w:eastAsia="Times New Roman"/>
+          <w:b w:val="0"/>
+        </w:rPr>
+        <w:t xml:space="preserve">, ca. 20 % des Kundenbestands); Scoping von </w:t>
+      </w:r>
+      <w:r>
+        <w:rPr>
+          <w:rFonts w:eastAsia="Times New Roman"/>
+          <w:b/>
+        </w:rPr>
+        <w:t>5 AI-Use-Cases</w:t>
+      </w:r>
+      <w:r>
+        <w:rPr>
+          <w:rFonts w:eastAsia="Times New Roman"/>
+          <w:b w:val="0"/>
+        </w:rPr>
+        <w:t xml:space="preserve"> entlang des Account-Lifecycles.</w:t>
       </w:r>
     </w:p>
     <w:p>
@@ -871,8 +1353,44 @@
       <w:r>
         <w:rPr>
           <w:rFonts w:eastAsia="Times New Roman"/>
-        </w:rPr>
-        <w:t>Konzeption einer 4-Säulen-Enterprise-Architektur (Data · Tech · Org · Governance) in draw.io und Vorstellung der 9-monatigen Pilot-Roadmap vor der TÜV-SÜD-KAM-Leitung.</w:t>
+          <w:b/>
+        </w:rPr>
+        <w:t>Konzeption</w:t>
+      </w:r>
+      <w:r>
+        <w:rPr>
+          <w:rFonts w:eastAsia="Times New Roman"/>
+          <w:b w:val="0"/>
+        </w:rPr>
+        <w:t xml:space="preserve"> einer 4-Säulen-Zielarchitektur (Data · Tech · Org · Governance) für einen RAG-basierten Capability-to-Account Mapping Assistant auf </w:t>
+      </w:r>
+      <w:r>
+        <w:rPr>
+          <w:rFonts w:eastAsia="Times New Roman"/>
+          <w:b/>
+        </w:rPr>
+        <w:t>Dynamics 365</w:t>
+      </w:r>
+      <w:r>
+        <w:rPr>
+          <w:rFonts w:eastAsia="Times New Roman"/>
+          <w:b w:val="0"/>
+        </w:rPr>
+        <w:t xml:space="preserve">, SharePoint und Azure OpenAI; Vorstellung einer 9-monatigen Pilot-Roadmap vor der KAM-Leitung – erwartete Verkürzung des Account-Planning-Zyklus von </w:t>
+      </w:r>
+      <w:r>
+        <w:rPr>
+          <w:rFonts w:eastAsia="Times New Roman"/>
+          <w:b/>
+        </w:rPr>
+        <w:t>2–5 Tagen auf unter 1 Tag</w:t>
+      </w:r>
+      <w:r>
+        <w:rPr>
+          <w:rFonts w:eastAsia="Times New Roman"/>
+          <w:b w:val="0"/>
+        </w:rPr>
+        <w:t>.</w:t>
       </w:r>
     </w:p>
     <w:p>
